--- a/extrakty/doc/TC278WG4/extract_21219-3_(2015).docx
+++ b/extrakty/doc/TC278WG4/extract_21219-3_(2015).docx
@@ -426,7 +426,7 @@
       <w:bookmarkEnd w:id="11"/>
       <w:r>
         <w:rPr/>
-        <w:t>Popisovaný dokument stanoví pravidla pro převod UML modelu aplikace TPEG do binární podoby používané v digitálním rozhlasu (DAB). Obsahuje definice binární formy abstraktních datových typů a pravidla pro konverzi složených datových typů stanovených ISO/TS 21219-2 .</w:t>
+        <w:t xml:space="preserve">Popisovaný dokument stanoví pravidla pro převod UML modelu aplikace TPEG do binární podoby používané v digitálním rozhlasu (DAB). Obsahuje definice binární formy abstraktních datových typů a pravidla pro konverzi složených datových typů stanovených ISO/TS 21219-2.</w:t>
       </w:r>
     </w:p>
     <w:p>

--- a/extrakty/doc/TC278WG4/extract_21219-3_(2015).docx
+++ b/extrakty/doc/TC278WG4/extract_21219-3_(2015).docx
@@ -132,7 +132,7 @@
                 <w:sz w:val="28"/>
                 <w:szCs w:val="28"/>
               </w:rPr>
-              <w:t>01 8388</w:t>
+              <w:t xml:space="preserve">01 8259</w:t>
             </w:r>
           </w:p>
         </w:tc>
@@ -158,7 +158,7 @@
           <w:sz w:val="28"/>
           <w:szCs w:val="28"/>
         </w:rPr>
-        <w:t xml:space="preserve">Vydána 2016, 13 stran</w:t>
+        <w:t xml:space="preserve">Vydána 2015, 14 stran</w:t>
       </w:r>
     </w:p>
     <w:p>

--- a/extrakty/doc/TC278WG4/extract_21219-3_(2015).docx
+++ b/extrakty/doc/TC278WG4/extract_21219-3_(2015).docx
@@ -225,12 +225,11 @@
     </w:p>
     <w:p>
       <w:pPr>
-        <w:pStyle w:val="Poznmka"/>
-        <w:rPr/>
-      </w:pPr>
-      <w:r>
-        <w:rPr/>
-        <w:t>Poznámka 1: Extrakt přejímá původní číslování kapitol.</w:t>
+        <w:pStyle w:val="normal1"/>
+        <w:rPr/>
+      </w:pPr>
+      <w:r>
+        <w:t xml:space="preserve">Poznámka: Extrakt uvádí vybrané kapitoly popisovaného dokumentu a přejímá původní číslování kapitol.</w:t>
       </w:r>
     </w:p>
     <w:p>
@@ -386,11 +385,36 @@
         <w:ind w:hanging="0" w:start="0"/>
         <w:rPr/>
       </w:pPr>
+      <w:bookmarkStart w:id="10" w:name="h.wvdqid6rxp3f"/>
+      <w:bookmarkEnd w:id="10"/>
+      <w:r>
+        <w:rPr/>
+        <w:t xml:space="preserve">1 Předmět normy</w:t>
+      </w:r>
+    </w:p>
+    <w:p>
+      <w:pPr>
+        <w:pStyle w:val="normal1"/>
+        <w:rPr/>
+      </w:pPr>
+      <w:bookmarkStart w:id="11" w:name="h.1t3h5sf"/>
+      <w:bookmarkEnd w:id="11"/>
+      <w:r>
+        <w:rPr/>
+        <w:t xml:space="preserve">Popisovaný dokument stanoví pravidla pro převod UML modelu aplikace TPEG do binární podoby používané v digitálním rozhlasu (DAB). Obsahuje definice binární formy abstraktních datových typů a pravidla pro konverzi složených datových typů stanovených ISO/TS 21219-2.</w:t>
+      </w:r>
+    </w:p>
+    <w:p>
+      <w:pPr>
+        <w:pStyle w:val="Heading1"/>
+        <w:ind w:hanging="0" w:start="0"/>
+        <w:rPr/>
+      </w:pPr>
       <w:bookmarkStart w:id="8" w:name="h.ird55m6clrcv"/>
       <w:bookmarkEnd w:id="8"/>
       <w:r>
         <w:rPr/>
-        <w:t>Souvisící normy</w:t>
+        <w:t xml:space="preserve">2 Souvisící normy</w:t>
       </w:r>
     </w:p>
     <w:p>
@@ -410,36 +434,11 @@
         <w:ind w:hanging="0" w:start="0"/>
         <w:rPr/>
       </w:pPr>
-      <w:bookmarkStart w:id="10" w:name="h.wvdqid6rxp3f"/>
-      <w:bookmarkEnd w:id="10"/>
-      <w:r>
-        <w:rPr/>
-        <w:t>1 Předmět</w:t>
-      </w:r>
-    </w:p>
-    <w:p>
-      <w:pPr>
-        <w:pStyle w:val="normal1"/>
-        <w:rPr/>
-      </w:pPr>
-      <w:bookmarkStart w:id="11" w:name="h.1t3h5sf"/>
-      <w:bookmarkEnd w:id="11"/>
-      <w:r>
-        <w:rPr/>
-        <w:t xml:space="preserve">Popisovaný dokument stanoví pravidla pro převod UML modelu aplikace TPEG do binární podoby používané v digitálním rozhlasu (DAB). Obsahuje definice binární formy abstraktních datových typů a pravidla pro konverzi složených datových typů stanovených ISO/TS 21219-2.</w:t>
-      </w:r>
-    </w:p>
-    <w:p>
-      <w:pPr>
-        <w:pStyle w:val="Heading1"/>
-        <w:ind w:hanging="0" w:start="0"/>
-        <w:rPr/>
-      </w:pPr>
       <w:bookmarkStart w:id="12" w:name="h.9xul7dkigqpx"/>
       <w:bookmarkEnd w:id="12"/>
       <w:r>
         <w:rPr/>
-        <w:t>3 Zkratky a termíny</w:t>
+        <w:t xml:space="preserve">3 Termíny, definice a zkratky</w:t>
       </w:r>
     </w:p>
     <w:p>
@@ -576,31 +575,11 @@
     </w:p>
     <w:p>
       <w:pPr>
-        <w:pStyle w:val="Textnormy"/>
-        <w:rPr>
-          <w:rFonts w:cs="Arial"/>
-        </w:rPr>
-      </w:pPr>
-      <w:r>
-        <w:rPr>
-          <w:rFonts w:cs="Arial"/>
-        </w:rPr>
-        <w:t xml:space="preserve">Další termíny a zkratky z oboru ITS jsou obsaženy ve slovníku ITS terminology (</w:t>
-      </w:r>
-      <w:hyperlink r:id="rId12">
-        <w:r>
-          <w:rPr>
-            <w:rStyle w:val="Hyperlink"/>
-            <w:rFonts w:cs="Arial"/>
-          </w:rPr>
-          <w:t xml:space="preserve">www.ITSterminology.org</w:t>
-        </w:r>
-      </w:hyperlink>
-      <w:r>
-        <w:rPr>
-          <w:rFonts w:cs="Arial"/>
-        </w:rPr>
-        <w:t xml:space="preserve">).</w:t>
+        <w:pStyle w:val="normal1"/>
+        <w:rPr/>
+      </w:pPr>
+      <w:r>
+        <w:t xml:space="preserve">Další termíny a zkratky z oboru ITS jsou obsaženy ve slovníku ITS terminology (www.ITSterminology.org).</w:t>
       </w:r>
     </w:p>
     <w:p>
@@ -711,7 +690,7 @@
             </wp:cNvGraphicFramePr>
             <a:graphic xmlns:a="http://schemas.openxmlformats.org/drawingml/2006/main">
               <a:graphicData uri="http://schemas.openxmlformats.org/drawingml/2006/picture">
-                <pic:pic xmlns:pic="http://schemas.openxmlformats.org/drawingml/2006/picture">
+                <pic:pic>
                   <pic:nvPicPr>
                     <pic:cNvPr id="1" name="image01.jpg"/>
                     <pic:cNvPicPr>
@@ -988,7 +967,7 @@
             </wp:cNvGraphicFramePr>
             <a:graphic xmlns:a="http://schemas.openxmlformats.org/drawingml/2006/main">
               <a:graphicData uri="http://schemas.openxmlformats.org/drawingml/2006/picture">
-                <pic:pic xmlns:pic="http://schemas.openxmlformats.org/drawingml/2006/picture">
+                <pic:pic>
                   <pic:nvPicPr>
                     <pic:cNvPr id="2" name="image05.jpg"/>
                     <pic:cNvPicPr>
@@ -1069,7 +1048,7 @@
             </wp:cNvGraphicFramePr>
             <a:graphic xmlns:a="http://schemas.openxmlformats.org/drawingml/2006/main">
               <a:graphicData uri="http://schemas.openxmlformats.org/drawingml/2006/picture">
-                <pic:pic xmlns:pic="http://schemas.openxmlformats.org/drawingml/2006/picture">
+                <pic:pic>
                   <pic:nvPicPr>
                     <pic:cNvPr id="3" name="image04.jpg"/>
                     <pic:cNvPicPr>

--- a/extrakty/doc/TC278WG4/extract_21219-3_(2015).docx
+++ b/extrakty/doc/TC278WG4/extract_21219-3_(2015).docx
@@ -132,7 +132,7 @@
                 <w:sz w:val="28"/>
                 <w:szCs w:val="28"/>
               </w:rPr>
-              <w:t xml:space="preserve">01 8259</w:t>
+              <w:t xml:space="preserve"/>
             </w:r>
           </w:p>
         </w:tc>
